--- a/klagomål/A 22662-2026 FSC-klagomål.docx
+++ b/klagomål/A 22662-2026 FSC-klagomål.docx
@@ -652,7 +652,7 @@
     <w:r>
       <w:tab/>
       <w:tab/>
-      <w:t>2026-09-14</w:t>
+      <w:t>2026-09-15</w:t>
       <w:br/>
       <w:br/>
     </w:r>

--- a/klagomål/A 22662-2026 FSC-klagomål.docx
+++ b/klagomål/A 22662-2026 FSC-klagomål.docx
@@ -652,7 +652,7 @@
     <w:r>
       <w:tab/>
       <w:tab/>
-      <w:t>2026-09-15</w:t>
+      <w:t>2026-09-16</w:t>
       <w:br/>
       <w:br/>
     </w:r>

--- a/klagomål/A 22662-2026 FSC-klagomål.docx
+++ b/klagomål/A 22662-2026 FSC-klagomål.docx
@@ -652,7 +652,7 @@
     <w:r>
       <w:tab/>
       <w:tab/>
-      <w:t>2026-09-16</w:t>
+      <w:t>2026-09-17</w:t>
       <w:br/>
       <w:br/>
     </w:r>

--- a/klagomål/A 22662-2026 FSC-klagomål.docx
+++ b/klagomål/A 22662-2026 FSC-klagomål.docx
@@ -652,7 +652,7 @@
     <w:r>
       <w:tab/>
       <w:tab/>
-      <w:t>2026-09-17</w:t>
+      <w:t>2026-09-18</w:t>
       <w:br/>
       <w:br/>
     </w:r>

--- a/klagomål/A 22662-2026 FSC-klagomål.docx
+++ b/klagomål/A 22662-2026 FSC-klagomål.docx
@@ -652,7 +652,7 @@
     <w:r>
       <w:tab/>
       <w:tab/>
-      <w:t>2026-09-18</w:t>
+      <w:t>2026-09-19</w:t>
       <w:br/>
       <w:br/>
     </w:r>

--- a/klagomål/A 22662-2026 FSC-klagomål.docx
+++ b/klagomål/A 22662-2026 FSC-klagomål.docx
@@ -652,7 +652,7 @@
     <w:r>
       <w:tab/>
       <w:tab/>
-      <w:t>2026-09-19</w:t>
+      <w:t>2026-09-21</w:t>
       <w:br/>
       <w:br/>
     </w:r>

--- a/klagomål/A 22662-2026 FSC-klagomål.docx
+++ b/klagomål/A 22662-2026 FSC-klagomål.docx
@@ -652,7 +652,7 @@
     <w:r>
       <w:tab/>
       <w:tab/>
-      <w:t>2026-09-21</w:t>
+      <w:t>2026-09-23</w:t>
       <w:br/>
       <w:br/>
     </w:r>

--- a/klagomål/A 22662-2026 FSC-klagomål.docx
+++ b/klagomål/A 22662-2026 FSC-klagomål.docx
@@ -652,7 +652,7 @@
     <w:r>
       <w:tab/>
       <w:tab/>
-      <w:t>2026-09-23</w:t>
+      <w:t>2026-09-24</w:t>
       <w:br/>
       <w:br/>
     </w:r>

--- a/klagomål/A 22662-2026 FSC-klagomål.docx
+++ b/klagomål/A 22662-2026 FSC-klagomål.docx
@@ -652,7 +652,7 @@
     <w:r>
       <w:tab/>
       <w:tab/>
-      <w:t>2026-09-24</w:t>
+      <w:t>2026-09-25</w:t>
       <w:br/>
       <w:br/>
     </w:r>

--- a/klagomål/A 22662-2026 FSC-klagomål.docx
+++ b/klagomål/A 22662-2026 FSC-klagomål.docx
@@ -652,7 +652,7 @@
     <w:r>
       <w:tab/>
       <w:tab/>
-      <w:t>2026-09-25</w:t>
+      <w:t>2026-09-26</w:t>
       <w:br/>
       <w:br/>
     </w:r>

--- a/klagomål/A 22662-2026 FSC-klagomål.docx
+++ b/klagomål/A 22662-2026 FSC-klagomål.docx
@@ -652,7 +652,7 @@
     <w:r>
       <w:tab/>
       <w:tab/>
-      <w:t>2026-09-26</w:t>
+      <w:t>2026-09-27</w:t>
       <w:br/>
       <w:br/>
     </w:r>

--- a/klagomål/A 22662-2026 FSC-klagomål.docx
+++ b/klagomål/A 22662-2026 FSC-klagomål.docx
@@ -652,7 +652,7 @@
     <w:r>
       <w:tab/>
       <w:tab/>
-      <w:t>2026-09-27</w:t>
+      <w:t>2026-09-28</w:t>
       <w:br/>
       <w:br/>
     </w:r>

--- a/klagomål/A 22662-2026 FSC-klagomål.docx
+++ b/klagomål/A 22662-2026 FSC-klagomål.docx
@@ -652,7 +652,7 @@
     <w:r>
       <w:tab/>
       <w:tab/>
-      <w:t>2026-09-28</w:t>
+      <w:t>2026-09-29</w:t>
       <w:br/>
       <w:br/>
     </w:r>

--- a/klagomål/A 22662-2026 FSC-klagomål.docx
+++ b/klagomål/A 22662-2026 FSC-klagomål.docx
@@ -652,7 +652,7 @@
     <w:r>
       <w:tab/>
       <w:tab/>
-      <w:t>2026-09-29</w:t>
+      <w:t>2026-09-30</w:t>
       <w:br/>
       <w:br/>
     </w:r>

--- a/klagomål/A 22662-2026 FSC-klagomål.docx
+++ b/klagomål/A 22662-2026 FSC-klagomål.docx
@@ -652,7 +652,7 @@
     <w:r>
       <w:tab/>
       <w:tab/>
-      <w:t>2026-09-30</w:t>
+      <w:t>2026-10-01</w:t>
       <w:br/>
       <w:br/>
     </w:r>

--- a/klagomål/A 22662-2026 FSC-klagomål.docx
+++ b/klagomål/A 22662-2026 FSC-klagomål.docx
@@ -652,7 +652,7 @@
     <w:r>
       <w:tab/>
       <w:tab/>
-      <w:t>2026-10-01</w:t>
+      <w:t>2026-10-02</w:t>
       <w:br/>
       <w:br/>
     </w:r>

--- a/klagomål/A 22662-2026 FSC-klagomål.docx
+++ b/klagomål/A 22662-2026 FSC-klagomål.docx
@@ -652,7 +652,7 @@
     <w:r>
       <w:tab/>
       <w:tab/>
-      <w:t>2026-10-02</w:t>
+      <w:t>2026-10-03</w:t>
       <w:br/>
       <w:br/>
     </w:r>

--- a/klagomål/A 22662-2026 FSC-klagomål.docx
+++ b/klagomål/A 22662-2026 FSC-klagomål.docx
@@ -652,7 +652,7 @@
     <w:r>
       <w:tab/>
       <w:tab/>
-      <w:t>2026-10-03</w:t>
+      <w:t>2026-10-04</w:t>
       <w:br/>
       <w:br/>
     </w:r>

--- a/klagomål/A 22662-2026 FSC-klagomål.docx
+++ b/klagomål/A 22662-2026 FSC-klagomål.docx
@@ -652,7 +652,7 @@
     <w:r>
       <w:tab/>
       <w:tab/>
-      <w:t>2026-10-04</w:t>
+      <w:t>2026-10-05</w:t>
       <w:br/>
       <w:br/>
     </w:r>

--- a/klagomål/A 22662-2026 FSC-klagomål.docx
+++ b/klagomål/A 22662-2026 FSC-klagomål.docx
@@ -652,7 +652,7 @@
     <w:r>
       <w:tab/>
       <w:tab/>
-      <w:t>2026-10-05</w:t>
+      <w:t>2026-10-06</w:t>
       <w:br/>
       <w:br/>
     </w:r>

--- a/klagomål/A 22662-2026 FSC-klagomål.docx
+++ b/klagomål/A 22662-2026 FSC-klagomål.docx
@@ -652,7 +652,7 @@
     <w:r>
       <w:tab/>
       <w:tab/>
-      <w:t>2026-10-06</w:t>
+      <w:t>2026-10-07</w:t>
       <w:br/>
       <w:br/>
     </w:r>

--- a/klagomål/A 22662-2026 FSC-klagomål.docx
+++ b/klagomål/A 22662-2026 FSC-klagomål.docx
@@ -652,7 +652,7 @@
     <w:r>
       <w:tab/>
       <w:tab/>
-      <w:t>2026-10-07</w:t>
+      <w:t>2026-10-08</w:t>
       <w:br/>
       <w:br/>
     </w:r>

--- a/klagomål/A 22662-2026 FSC-klagomål.docx
+++ b/klagomål/A 22662-2026 FSC-klagomål.docx
@@ -652,7 +652,7 @@
     <w:r>
       <w:tab/>
       <w:tab/>
-      <w:t>2026-10-08</w:t>
+      <w:t>2026-10-09</w:t>
       <w:br/>
       <w:br/>
     </w:r>

--- a/klagomål/A 22662-2026 FSC-klagomål.docx
+++ b/klagomål/A 22662-2026 FSC-klagomål.docx
@@ -652,7 +652,7 @@
     <w:r>
       <w:tab/>
       <w:tab/>
-      <w:t>2026-10-09</w:t>
+      <w:t>2026-10-10</w:t>
       <w:br/>
       <w:br/>
     </w:r>

--- a/klagomål/A 22662-2026 FSC-klagomål.docx
+++ b/klagomål/A 22662-2026 FSC-klagomål.docx
@@ -652,7 +652,7 @@
     <w:r>
       <w:tab/>
       <w:tab/>
-      <w:t>2026-10-10</w:t>
+      <w:t>2026-10-11</w:t>
       <w:br/>
       <w:br/>
     </w:r>

--- a/klagomål/A 22662-2026 FSC-klagomål.docx
+++ b/klagomål/A 22662-2026 FSC-klagomål.docx
@@ -652,7 +652,7 @@
     <w:r>
       <w:tab/>
       <w:tab/>
-      <w:t>2026-10-11</w:t>
+      <w:t>2026-10-12</w:t>
       <w:br/>
       <w:br/>
     </w:r>

--- a/klagomål/A 22662-2026 FSC-klagomål.docx
+++ b/klagomål/A 22662-2026 FSC-klagomål.docx
@@ -652,7 +652,7 @@
     <w:r>
       <w:tab/>
       <w:tab/>
-      <w:t>2026-10-12</w:t>
+      <w:t>2026-10-13</w:t>
       <w:br/>
       <w:br/>
     </w:r>

--- a/klagomål/A 22662-2026 FSC-klagomål.docx
+++ b/klagomål/A 22662-2026 FSC-klagomål.docx
@@ -652,7 +652,7 @@
     <w:r>
       <w:tab/>
       <w:tab/>
-      <w:t>2026-10-13</w:t>
+      <w:t>2026-10-14</w:t>
       <w:br/>
       <w:br/>
     </w:r>

--- a/klagomål/A 22662-2026 FSC-klagomål.docx
+++ b/klagomål/A 22662-2026 FSC-klagomål.docx
@@ -652,7 +652,7 @@
     <w:r>
       <w:tab/>
       <w:tab/>
-      <w:t>2026-10-14</w:t>
+      <w:t>2026-10-15</w:t>
       <w:br/>
       <w:br/>
     </w:r>

--- a/klagomål/A 22662-2026 FSC-klagomål.docx
+++ b/klagomål/A 22662-2026 FSC-klagomål.docx
@@ -652,7 +652,7 @@
     <w:r>
       <w:tab/>
       <w:tab/>
-      <w:t>2026-10-15</w:t>
+      <w:t>2026-10-16</w:t>
       <w:br/>
       <w:br/>
     </w:r>

--- a/klagomål/A 22662-2026 FSC-klagomål.docx
+++ b/klagomål/A 22662-2026 FSC-klagomål.docx
@@ -163,7 +163,7 @@
         <w:pStyle w:val="Title"/>
       </w:pPr>
       <w:r>
-        <w:t>Inledande FSC- /PEFC-klagomål – information om höga naturvärden i avverkningsanmälan A 22662-2026 i Umeå kommun</w:t>
+        <w:t>Inledande FSC- /PEFC-klagomål – information om höga naturvärden och fridlysta arter i avverkningsanmälan A 22662-2026 i Umeå kommun</w:t>
       </w:r>
     </w:p>
     <w:p>
@@ -178,7 +178,7 @@
       <w:r>
         <w:drawing>
           <wp:inline xmlns:a="http://schemas.openxmlformats.org/drawingml/2006/main" xmlns:pic="http://schemas.openxmlformats.org/drawingml/2006/picture">
-            <wp:extent cx="5486400" cy="5550502"/>
+            <wp:extent cx="5486400" cy="5678707"/>
             <wp:docPr id="1" name="Picture 1"/>
             <wp:cNvGraphicFramePr>
               <a:graphicFrameLocks noChangeAspect="1"/>
@@ -199,7 +199,7 @@
                   <pic:spPr>
                     <a:xfrm>
                       <a:off x="0" y="0"/>
-                      <a:ext cx="5486400" cy="5550502"/>
+                      <a:ext cx="5486400" cy="5678707"/>
                     </a:xfrm>
                     <a:prstGeom prst="rect"/>
                   </pic:spPr>
@@ -216,12 +216,12 @@
         <w:spacing w:after="240"/>
       </w:pPr>
       <w:r>
-        <w:t>Figur 1. Fyndplatser för naturvårdsarter inom 20 meter från avverkningsanmälan. Markörer utan svart kant är placerade på fyndplatsen. Markörer med svart kant är placerade vid sidan av fyndplatsen och har ett svart streck som visar fyndplatsens exakta position. Kartans mittpunktskoordinat är N 7074034, E 764970 i SWEREF 99 TM.</w:t>
+        <w:t>Figur 1. Fyndplatser för naturvårdsarter i och inom 20 meter från avverkningsanmälan. Markörer utan svart kant är placerade på fyndplatsen. Markörer med svart kant är placerade vid sidan av fyndplatsen och har ett svart streck som visar fyndplatsens exakta position. Kartans mittpunktskoordinat är N 7074034, E 764970 i SWEREF 99 TM.</w:t>
       </w:r>
     </w:p>
     <w:p>
       <w:r>
-        <w:t>Inom 20 meter från avverkningsanmälan finns fynd av 1 naturvårdsarter, varav 1 är rödlistad: klapperstarr (VU). Se Figur 1.</w:t>
+        <w:t>I och inom 20 meter från avverkningsanmälan finns fynd av 2 naturvårdsarter, varav 1 är rödlistad, 1 är fridlyst och 1 är typisk (T): klapperstarr (VU) och gråspett (T, §4). Se Figur 1.</w:t>
       </w:r>
     </w:p>
     <w:p>
@@ -245,6 +245,26 @@
     <w:p>
       <w:r>
         <w:t>Nedan följer beskrivningar av de naturvårdsarter och fridlysta arter som har sina livsmiljöer och växtplatser i den avverkningsanmälda skogen. De påträffade naturvårdsarterna är ett tydligt kvitto på att det rör sig om en skog med höga naturvärden.</w:t>
+      </w:r>
+    </w:p>
+    <w:p>
+      <w:r>
+        <w:rPr>
+          <w:b/>
+        </w:rPr>
+        <w:t>Gråspett (§4)</w:t>
+      </w:r>
+      <w:r>
+        <w:t xml:space="preserve"> är fridlyst enligt 4§ artskyddsförordningen och upptagen i bilaga 1 fågeldirektivet. Gråspetten är en bra indikator för lövrika områden på landskapsnivå och försvinner när gles, flerskiktad, lövrik skog med hög andel döda och döende träd ersätts av täta, barrdominerade likåldriga bestånd. Arten missgynnas av skogliga åtgärder som minskar mängden död ved, som t.ex. bortrensning av vindfällen, avverkning i sumpskogsmiljöer och på brandfält. Häckningsreviret är stort, cirka 50–100 hektar. Under vintern är gråspetten mer beroende av äldre skog och döda träd och kan då röra sig över betydligt större områden, uppemot 2000–5000 hektar. Gråspett är typisk art för </w:t>
+      </w:r>
+      <w:r>
+        <w:rPr>
+          <w:i/>
+        </w:rPr>
+        <w:t xml:space="preserve">9010 Taiga </w:t>
+      </w:r>
+      <w:r>
+        <w:t>(Skogsstyrelsen, 2016; SLU Artdatabanken, 2025).</w:t>
       </w:r>
     </w:p>
     <w:p>
@@ -299,6 +319,22 @@
       <w:r>
         <w:t>I den avverkningsanmälda skogen har fridlysta arter sina livsmiljöer och växtplatser. Att skada de fridlysta arternas livsmiljöer, växtplatser eller ekologiska funktion är inte tillåtet enligt artskyddsförordningen.</w:t>
       </w:r>
+      <w:r>
+        <w:rPr>
+          <w:i/>
+        </w:rPr>
+        <w:t xml:space="preserve"> EU:s medlemsländer och skogsbolag är skyldiga att agera i enlighet med EU:s fågeldirektiv där det uttryckligen står att direktivet gäller för fåglar samt för deras ägg, bon och </w:t>
+      </w:r>
+      <w:r>
+        <w:rPr>
+          <w:b/>
+          <w:i/>
+        </w:rPr>
+        <w:t xml:space="preserve">livsmiljöer </w:t>
+      </w:r>
+      <w:r>
+        <w:t>(artikel 1). Vidare att de åtgärder som vidtas inte får leda till en försämring av den nuvarande situationen beträffande bevarandet av de fågelarter som avses i artikel 1 (artikel 13).</w:t>
+      </w:r>
     </w:p>
     <w:p>
       <w:r>
@@ -337,7 +373,7 @@
         <w:rPr>
           <w:i/>
         </w:rPr>
-        <w:t>I det avverkningsanmälda skogsområdet har 1 naturvårdsarter varav 1 rödlistade arter sina livsmiljöer och växtplatser.</w:t>
+        <w:t>I det avverkningsanmälda skogsområdet har 2 naturvårdsarter varav 1 rödlistade arter sina livsmiljöer och växtplatser.</w:t>
       </w:r>
     </w:p>
     <w:p>
@@ -652,7 +688,7 @@
     <w:r>
       <w:tab/>
       <w:tab/>
-      <w:t>2026-10-16</w:t>
+      <w:t>2026-10-17</w:t>
       <w:br/>
       <w:br/>
     </w:r>

--- a/klagomål/A 22662-2026 FSC-klagomål.docx
+++ b/klagomål/A 22662-2026 FSC-klagomål.docx
@@ -688,7 +688,7 @@
     <w:r>
       <w:tab/>
       <w:tab/>
-      <w:t>2026-10-17</w:t>
+      <w:t>2026-10-18</w:t>
       <w:br/>
       <w:br/>
     </w:r>

--- a/klagomål/A 22662-2026 FSC-klagomål.docx
+++ b/klagomål/A 22662-2026 FSC-klagomål.docx
@@ -688,7 +688,7 @@
     <w:r>
       <w:tab/>
       <w:tab/>
-      <w:t>2026-10-18</w:t>
+      <w:t>2026-10-19</w:t>
       <w:br/>
       <w:br/>
     </w:r>

--- a/klagomål/A 22662-2026 FSC-klagomål.docx
+++ b/klagomål/A 22662-2026 FSC-klagomål.docx
@@ -688,7 +688,7 @@
     <w:r>
       <w:tab/>
       <w:tab/>
-      <w:t>2026-10-19</w:t>
+      <w:t>2026-10-20</w:t>
       <w:br/>
       <w:br/>
     </w:r>

--- a/klagomål/A 22662-2026 FSC-klagomål.docx
+++ b/klagomål/A 22662-2026 FSC-klagomål.docx
@@ -688,7 +688,7 @@
     <w:r>
       <w:tab/>
       <w:tab/>
-      <w:t>2026-10-20</w:t>
+      <w:t>2026-10-21</w:t>
       <w:br/>
       <w:br/>
     </w:r>

--- a/klagomål/A 22662-2026 FSC-klagomål.docx
+++ b/klagomål/A 22662-2026 FSC-klagomål.docx
@@ -688,7 +688,7 @@
     <w:r>
       <w:tab/>
       <w:tab/>
-      <w:t>2026-10-21</w:t>
+      <w:t>2026-10-22</w:t>
       <w:br/>
       <w:br/>
     </w:r>

--- a/klagomål/A 22662-2026 FSC-klagomål.docx
+++ b/klagomål/A 22662-2026 FSC-klagomål.docx
@@ -688,7 +688,7 @@
     <w:r>
       <w:tab/>
       <w:tab/>
-      <w:t>2026-10-22</w:t>
+      <w:t>2026-10-23</w:t>
       <w:br/>
       <w:br/>
     </w:r>

--- a/klagomål/A 22662-2026 FSC-klagomål.docx
+++ b/klagomål/A 22662-2026 FSC-klagomål.docx
@@ -688,7 +688,7 @@
     <w:r>
       <w:tab/>
       <w:tab/>
-      <w:t>2026-10-23</w:t>
+      <w:t>2026-10-24</w:t>
       <w:br/>
       <w:br/>
     </w:r>

--- a/klagomål/A 22662-2026 FSC-klagomål.docx
+++ b/klagomål/A 22662-2026 FSC-klagomål.docx
@@ -688,7 +688,7 @@
     <w:r>
       <w:tab/>
       <w:tab/>
-      <w:t>2026-10-24</w:t>
+      <w:t>2026-10-25</w:t>
       <w:br/>
       <w:br/>
     </w:r>

--- a/klagomål/A 22662-2026 FSC-klagomål.docx
+++ b/klagomål/A 22662-2026 FSC-klagomål.docx
@@ -688,7 +688,7 @@
     <w:r>
       <w:tab/>
       <w:tab/>
-      <w:t>2026-10-25</w:t>
+      <w:t>2026-10-26</w:t>
       <w:br/>
       <w:br/>
     </w:r>

--- a/klagomål/A 22662-2026 FSC-klagomål.docx
+++ b/klagomål/A 22662-2026 FSC-klagomål.docx
@@ -688,7 +688,7 @@
     <w:r>
       <w:tab/>
       <w:tab/>
-      <w:t>2026-10-26</w:t>
+      <w:t>2026-10-27</w:t>
       <w:br/>
       <w:br/>
     </w:r>

--- a/klagomål/A 22662-2026 FSC-klagomål.docx
+++ b/klagomål/A 22662-2026 FSC-klagomål.docx
@@ -688,7 +688,7 @@
     <w:r>
       <w:tab/>
       <w:tab/>
-      <w:t>2026-10-27</w:t>
+      <w:t>2026-10-28</w:t>
       <w:br/>
       <w:br/>
     </w:r>

--- a/klagomål/A 22662-2026 FSC-klagomål.docx
+++ b/klagomål/A 22662-2026 FSC-klagomål.docx
@@ -688,7 +688,7 @@
     <w:r>
       <w:tab/>
       <w:tab/>
-      <w:t>2026-10-28</w:t>
+      <w:t>2026-10-29</w:t>
       <w:br/>
       <w:br/>
     </w:r>

--- a/klagomål/A 22662-2026 FSC-klagomål.docx
+++ b/klagomål/A 22662-2026 FSC-klagomål.docx
@@ -688,7 +688,7 @@
     <w:r>
       <w:tab/>
       <w:tab/>
-      <w:t>2026-10-29</w:t>
+      <w:t>2026-10-31</w:t>
       <w:br/>
       <w:br/>
     </w:r>
